--- a/proposta-surcin/03-metodologia-mapeamento-processos.docx
+++ b/proposta-surcin/03-metodologia-mapeamento-processos.docx
@@ -28,7 +28,7 @@
           <w:color w:val="595959"/>
           <w:sz w:val="18"/>
         </w:rPr>
-        <w:t>Versão preliminar · 13/10/2026 · uso interno até revisão do Renato</w:t>
+        <w:t>Versão 2 · 13/10/2026 · atualizada com a transcrição da reunião · uso interno até revisão do Renato</w:t>
       </w:r>
     </w:p>
     <w:p>
@@ -47,10 +47,24 @@
         <w:rPr>
           <w:b/>
         </w:rPr>
+        <w:t xml:space="preserve">Partir do que já existe. </w:t>
+      </w:r>
+      <w:r>
+        <w:t>A Surcin já tem passo a passos, checklists e rotinas no Trello. O mapeamento começa por eles, e as entrevistas confirmam o que acontece de fato.</w:t>
+      </w:r>
+    </w:p>
+    <w:p>
+      <w:pPr>
+        <w:pStyle w:val="ListBullet"/>
+      </w:pPr>
+      <w:r>
+        <w:rPr>
+          <w:b/>
+        </w:rPr>
         <w:t xml:space="preserve">Entender antes de automatizar. </w:t>
       </w:r>
       <w:r>
-        <w:t>Nenhuma automação é proposta antes de o processo atual estar desenhado e validado por quem o executa.</w:t>
+        <w:t>Nenhuma automação é proposta antes de o processo atual estar desenhado e validado por quem executa.</w:t>
       </w:r>
     </w:p>
     <w:p>
@@ -64,7 +78,7 @@
         <w:t xml:space="preserve">Ouvir quem faz. </w:t>
       </w:r>
       <w:r>
-        <w:t>A Thamires conhece o negócio; os funcionários conhecem os detalhes. As duas visões são necessárias.</w:t>
+        <w:t>A Thamires conhece o negócio; Júlia, Vitória e Tamara conhecem os detalhes do dia a dia.</w:t>
       </w:r>
     </w:p>
     <w:p>
@@ -75,10 +89,10 @@
         <w:rPr>
           <w:b/>
         </w:rPr>
-        <w:t xml:space="preserve">Começar pelo que dói mais. </w:t>
+        <w:t xml:space="preserve">Respeitar a agenda. </w:t>
       </w:r>
       <w:r>
-        <w:t>Mapeamento detalhado apenas dos processos prioritários; os demais ficam em nível macro.</w:t>
+        <w:t>Nada de entrevistas na primeira semana do mês (fechamentos) nem perto do dia 20 (impostos); conversas curtas, de cerca de 1 hora.</w:t>
       </w:r>
     </w:p>
     <w:p>
@@ -92,21 +106,7 @@
         <w:t xml:space="preserve">Sigilo e LGPD. </w:t>
       </w:r>
       <w:r>
-        <w:t>Documentos de clientes são vistos apenas como exemplo, com acesso mínimo e acordo de confidencialidade.</w:t>
-      </w:r>
-    </w:p>
-    <w:p>
-      <w:pPr>
-        <w:pStyle w:val="ListBullet"/>
-      </w:pPr>
-      <w:r>
-        <w:rPr>
-          <w:b/>
-        </w:rPr>
-        <w:t xml:space="preserve">Respeitar a rotina da equipe. </w:t>
-      </w:r>
-      <w:r>
-        <w:t>Entrevistas curtas (45 a 60 min), agendadas fora dos picos de fechamento.</w:t>
+        <w:t>Documentos de clientes vistos só como exemplo, com acesso mínimo e acordo de confidencialidade.</w:t>
       </w:r>
     </w:p>
     <w:p>
@@ -125,10 +125,10 @@
         <w:rPr>
           <w:b/>
         </w:rPr>
-        <w:t xml:space="preserve">Etapa A · Inventário de processos (macro). </w:t>
+        <w:t xml:space="preserve">A · Coleta do que existe. </w:t>
       </w:r>
       <w:r>
-        <w:t>Listar todos os processos por área, com frequência, responsável e sistema. Resultado: cadeia de valor do escritório em uma página.</w:t>
+        <w:t>Passo a passos da pasta Geral, quadros do Trello, checklists, planilha de cadastro de clientes e gravações de processos.</w:t>
       </w:r>
     </w:p>
     <w:p>
@@ -139,10 +139,10 @@
         <w:rPr>
           <w:b/>
         </w:rPr>
-        <w:t xml:space="preserve">Etapa B · Priorização. </w:t>
+        <w:t xml:space="preserve">B · Inventário e priorização. </w:t>
       </w:r>
       <w:r>
-        <w:t>Pontuar cada processo de 1 a 5 em quatro critérios: dor relatada, volume/frequência, risco (multa, erro, sigilo) e facilidade de melhoria. Os de maior nota seguem para o mapeamento detalhado.</w:t>
+        <w:t>Lista dos 11 processos identificados (seção 3), pontuados de 1 a 5 em dor, volume, risco (multa, erro, sigilo) e facilidade de melhoria.</w:t>
       </w:r>
     </w:p>
     <w:p>
@@ -153,10 +153,10 @@
         <w:rPr>
           <w:b/>
         </w:rPr>
-        <w:t xml:space="preserve">Etapa C · Entrevistas com executores. </w:t>
+        <w:t xml:space="preserve">C · Entrevistas com executores. </w:t>
       </w:r>
       <w:r>
-        <w:t>Roteiro padrão (seção 3) para entender passos, insumos, saídas, tempo gasto e exceções. Sempre que possível, acompanhar a tarefa sendo feita.</w:t>
+        <w:t>Roteiro da seção 4, uma conversa por pessoa, acompanhando a tarefa sendo feita sempre que possível.</w:t>
       </w:r>
     </w:p>
     <w:p>
@@ -167,10 +167,10 @@
         <w:rPr>
           <w:b/>
         </w:rPr>
-        <w:t xml:space="preserve">Etapa D · Desenho do fluxo atual (AS-IS). </w:t>
+        <w:t xml:space="preserve">D · Fluxo atual (AS-IS). </w:t>
       </w:r>
       <w:r>
-        <w:t>Diagrama em raias (uma raia por pessoa ou área), mostrando passos, decisões, sistemas e esperas. Ferramenta sugerida: draw.io ou Miro, salvos no OneDrive da cliente.</w:t>
+        <w:t>Diagrama em raias (uma por pessoa ou área), com passos, decisões, sistemas e esperas, salvo no OneDrive da Surcin.</w:t>
       </w:r>
     </w:p>
     <w:p>
@@ -181,10 +181,10 @@
         <w:rPr>
           <w:b/>
         </w:rPr>
-        <w:t xml:space="preserve">Etapa E · Validação. </w:t>
+        <w:t xml:space="preserve">E · Validação. </w:t>
       </w:r>
       <w:r>
-        <w:t>O fluxo desenhado é revisado com quem executa e com a Thamires. Só fluxos validados seguem para análise.</w:t>
+        <w:t>Revisão com quem executa e com a Thamires.</w:t>
       </w:r>
     </w:p>
     <w:p>
@@ -195,10 +195,10 @@
         <w:rPr>
           <w:b/>
         </w:rPr>
-        <w:t xml:space="preserve">Etapa F · Análise de gargalos e dependências. </w:t>
+        <w:t xml:space="preserve">F · Gargalos e dependências. </w:t>
       </w:r>
       <w:r>
-        <w:t>Identificar esperas, retrabalho, digitação duplicada, aprovações concentradas e pontos únicos de falha. Montar a matriz de dependências entre pessoas e áreas.</w:t>
+        <w:t>Esperas, retrabalho, digitação duplicada, revisões concentradas na Thamires e pontos únicos de falha, em uma matriz pessoa × pessoa.</w:t>
       </w:r>
     </w:p>
     <w:p>
@@ -209,10 +209,10 @@
         <w:rPr>
           <w:b/>
         </w:rPr>
-        <w:t xml:space="preserve">Etapa G · Fluxo otimizado (TO-BE). </w:t>
+        <w:t xml:space="preserve">G · Fluxo otimizado (TO-BE). </w:t>
       </w:r>
       <w:r>
-        <w:t>Primeiro simplificar (eliminar, padronizar, reorganizar responsabilidades), depois automatizar. Cada mudança indica ganho esperado e esforço.</w:t>
+        <w:t>Primeiro simplificar e configurar o que as ferramentas já fazem; depois automatizar.</w:t>
       </w:r>
     </w:p>
     <w:p>
@@ -223,10 +223,10 @@
         <w:rPr>
           <w:b/>
         </w:rPr>
-        <w:t xml:space="preserve">Etapa H · Backlog de automação. </w:t>
+        <w:t xml:space="preserve">H · Plano de automação. </w:t>
       </w:r>
       <w:r>
-        <w:t>Lista priorizada das oportunidades, com estimativa de esforço em pacotes P, M ou G. Essa lista é a base da proposta de implementação, que é separada.</w:t>
+        <w:t>Lista priorizada, com esforço estimado em pacotes e indicação de quem usa cada ferramenta de IA e a que custo.</w:t>
       </w:r>
     </w:p>
     <w:p>
@@ -234,15 +234,965 @@
         <w:pStyle w:val="Heading1"/>
       </w:pPr>
       <w:r>
-        <w:t>3. Roteiro de entrevista com funcionários</w:t>
+        <w:t>3. Processos identificados e prioridade inicial</w:t>
       </w:r>
     </w:p>
+    <w:tbl>
+      <w:tblPr>
+        <w:tblStyle w:val="TableGrid"/>
+        <w:tblW w:type="auto" w:w="0"/>
+        <w:jc w:val="center"/>
+        <w:tblLook w:firstColumn="1" w:firstRow="1" w:lastColumn="0" w:lastRow="0" w:noHBand="0" w:noVBand="1" w:val="04A0"/>
+      </w:tblPr>
+      <w:tblGrid>
+        <w:gridCol w:w="1949"/>
+        <w:gridCol w:w="1949"/>
+        <w:gridCol w:w="1949"/>
+        <w:gridCol w:w="1949"/>
+        <w:gridCol w:w="1949"/>
+      </w:tblGrid>
+      <w:tr>
+        <w:tc>
+          <w:tcPr>
+            <w:tcW w:type="dxa" w:w="2948"/>
+            <w:shd w:val="clear" w:color="auto" w:fill="1F3A5F"/>
+          </w:tcPr>
+          <w:p>
+            <w:r/>
+            <w:r>
+              <w:rPr>
+                <w:b/>
+                <w:color w:val="FFFFFF"/>
+                <w:sz w:val="20"/>
+              </w:rPr>
+              <w:t>Processo</w:t>
+            </w:r>
+          </w:p>
+        </w:tc>
+        <w:tc>
+          <w:tcPr>
+            <w:tcW w:type="dxa" w:w="1020"/>
+            <w:shd w:val="clear" w:color="auto" w:fill="1F3A5F"/>
+          </w:tcPr>
+          <w:p>
+            <w:r/>
+            <w:r>
+              <w:rPr>
+                <w:b/>
+                <w:color w:val="FFFFFF"/>
+                <w:sz w:val="20"/>
+              </w:rPr>
+              <w:t>Dor</w:t>
+            </w:r>
+          </w:p>
+        </w:tc>
+        <w:tc>
+          <w:tcPr>
+            <w:tcW w:type="dxa" w:w="1814"/>
+            <w:shd w:val="clear" w:color="auto" w:fill="1F3A5F"/>
+          </w:tcPr>
+          <w:p>
+            <w:r/>
+            <w:r>
+              <w:rPr>
+                <w:b/>
+                <w:color w:val="FFFFFF"/>
+                <w:sz w:val="20"/>
+              </w:rPr>
+              <w:t>Volume</w:t>
+            </w:r>
+          </w:p>
+        </w:tc>
+        <w:tc>
+          <w:tcPr>
+            <w:tcW w:type="dxa" w:w="1474"/>
+            <w:shd w:val="clear" w:color="auto" w:fill="1F3A5F"/>
+          </w:tcPr>
+          <w:p>
+            <w:r/>
+            <w:r>
+              <w:rPr>
+                <w:b/>
+                <w:color w:val="FFFFFF"/>
+                <w:sz w:val="20"/>
+              </w:rPr>
+              <w:t>Risco</w:t>
+            </w:r>
+          </w:p>
+        </w:tc>
+        <w:tc>
+          <w:tcPr>
+            <w:tcW w:type="dxa" w:w="1814"/>
+            <w:shd w:val="clear" w:color="auto" w:fill="1F3A5F"/>
+          </w:tcPr>
+          <w:p>
+            <w:r/>
+            <w:r>
+              <w:rPr>
+                <w:b/>
+                <w:color w:val="FFFFFF"/>
+                <w:sz w:val="20"/>
+              </w:rPr>
+              <w:t>Prioridade inicial [HIPÓTESE]</w:t>
+            </w:r>
+          </w:p>
+        </w:tc>
+      </w:tr>
+      <w:tr>
+        <w:tc>
+          <w:tcPr>
+            <w:tcW w:type="dxa" w:w="2948"/>
+          </w:tcPr>
+          <w:p>
+            <w:r/>
+            <w:r>
+              <w:rPr>
+                <w:b w:val="0"/>
+                <w:sz w:val="20"/>
+              </w:rPr>
+              <w:t>Fiscal mensal</w:t>
+            </w:r>
+          </w:p>
+        </w:tc>
+        <w:tc>
+          <w:tcPr>
+            <w:tcW w:type="dxa" w:w="1020"/>
+          </w:tcPr>
+          <w:p>
+            <w:r/>
+            <w:r>
+              <w:rPr>
+                <w:b w:val="0"/>
+                <w:sz w:val="20"/>
+              </w:rPr>
+              <w:t>Alta</w:t>
+            </w:r>
+          </w:p>
+        </w:tc>
+        <w:tc>
+          <w:tcPr>
+            <w:tcW w:type="dxa" w:w="1814"/>
+          </w:tcPr>
+          <w:p>
+            <w:r/>
+            <w:r>
+              <w:rPr>
+                <w:b w:val="0"/>
+                <w:sz w:val="20"/>
+              </w:rPr>
+              <w:t>44 clientes/mês</w:t>
+            </w:r>
+          </w:p>
+        </w:tc>
+        <w:tc>
+          <w:tcPr>
+            <w:tcW w:type="dxa" w:w="1474"/>
+          </w:tcPr>
+          <w:p>
+            <w:r/>
+            <w:r>
+              <w:rPr>
+                <w:b w:val="0"/>
+                <w:sz w:val="20"/>
+              </w:rPr>
+              <w:t>Alto (multa)</w:t>
+            </w:r>
+          </w:p>
+        </w:tc>
+        <w:tc>
+          <w:tcPr>
+            <w:tcW w:type="dxa" w:w="1814"/>
+          </w:tcPr>
+          <w:p>
+            <w:r/>
+            <w:r>
+              <w:rPr>
+                <w:b w:val="0"/>
+                <w:sz w:val="20"/>
+              </w:rPr>
+              <w:t>1</w:t>
+            </w:r>
+          </w:p>
+        </w:tc>
+      </w:tr>
+      <w:tr>
+        <w:tc>
+          <w:tcPr>
+            <w:tcW w:type="dxa" w:w="2948"/>
+          </w:tcPr>
+          <w:p>
+            <w:r/>
+            <w:r>
+              <w:rPr>
+                <w:b w:val="0"/>
+                <w:sz w:val="20"/>
+              </w:rPr>
+              <w:t>Conciliação e fechamento financeiro</w:t>
+            </w:r>
+          </w:p>
+        </w:tc>
+        <w:tc>
+          <w:tcPr>
+            <w:tcW w:type="dxa" w:w="1020"/>
+          </w:tcPr>
+          <w:p>
+            <w:r/>
+            <w:r>
+              <w:rPr>
+                <w:b w:val="0"/>
+                <w:sz w:val="20"/>
+              </w:rPr>
+              <w:t>Alta</w:t>
+            </w:r>
+          </w:p>
+        </w:tc>
+        <w:tc>
+          <w:tcPr>
+            <w:tcW w:type="dxa" w:w="1814"/>
+          </w:tcPr>
+          <w:p>
+            <w:r/>
+            <w:r>
+              <w:rPr>
+                <w:b w:val="0"/>
+                <w:sz w:val="20"/>
+              </w:rPr>
+              <w:t>12 a 16 clientes/mês</w:t>
+            </w:r>
+          </w:p>
+        </w:tc>
+        <w:tc>
+          <w:tcPr>
+            <w:tcW w:type="dxa" w:w="1474"/>
+          </w:tcPr>
+          <w:p>
+            <w:r/>
+            <w:r>
+              <w:rPr>
+                <w:b w:val="0"/>
+                <w:sz w:val="20"/>
+              </w:rPr>
+              <w:t>Médio</w:t>
+            </w:r>
+          </w:p>
+        </w:tc>
+        <w:tc>
+          <w:tcPr>
+            <w:tcW w:type="dxa" w:w="1814"/>
+          </w:tcPr>
+          <w:p>
+            <w:r/>
+            <w:r>
+              <w:rPr>
+                <w:b w:val="0"/>
+                <w:sz w:val="20"/>
+              </w:rPr>
+              <w:t>1</w:t>
+            </w:r>
+          </w:p>
+        </w:tc>
+      </w:tr>
+      <w:tr>
+        <w:tc>
+          <w:tcPr>
+            <w:tcW w:type="dxa" w:w="2948"/>
+          </w:tcPr>
+          <w:p>
+            <w:r/>
+            <w:r>
+              <w:rPr>
+                <w:b w:val="0"/>
+                <w:sz w:val="20"/>
+              </w:rPr>
+              <w:t>Implantação de novo cliente (contábil e financeiro)</w:t>
+            </w:r>
+          </w:p>
+        </w:tc>
+        <w:tc>
+          <w:tcPr>
+            <w:tcW w:type="dxa" w:w="1020"/>
+          </w:tcPr>
+          <w:p>
+            <w:r/>
+            <w:r>
+              <w:rPr>
+                <w:b w:val="0"/>
+                <w:sz w:val="20"/>
+              </w:rPr>
+              <w:t>Média</w:t>
+            </w:r>
+          </w:p>
+        </w:tc>
+        <w:tc>
+          <w:tcPr>
+            <w:tcW w:type="dxa" w:w="1814"/>
+          </w:tcPr>
+          <w:p>
+            <w:r/>
+            <w:r>
+              <w:rPr>
+                <w:b w:val="0"/>
+                <w:sz w:val="20"/>
+              </w:rPr>
+              <w:t>Cresce com vendas</w:t>
+            </w:r>
+          </w:p>
+        </w:tc>
+        <w:tc>
+          <w:tcPr>
+            <w:tcW w:type="dxa" w:w="1474"/>
+          </w:tcPr>
+          <w:p>
+            <w:r/>
+            <w:r>
+              <w:rPr>
+                <w:b w:val="0"/>
+                <w:sz w:val="20"/>
+              </w:rPr>
+              <w:t>Médio</w:t>
+            </w:r>
+          </w:p>
+        </w:tc>
+        <w:tc>
+          <w:tcPr>
+            <w:tcW w:type="dxa" w:w="1814"/>
+          </w:tcPr>
+          <w:p>
+            <w:r/>
+            <w:r>
+              <w:rPr>
+                <w:b w:val="0"/>
+                <w:sz w:val="20"/>
+              </w:rPr>
+              <w:t>2</w:t>
+            </w:r>
+          </w:p>
+        </w:tc>
+      </w:tr>
+      <w:tr>
+        <w:tc>
+          <w:tcPr>
+            <w:tcW w:type="dxa" w:w="2948"/>
+          </w:tcPr>
+          <w:p>
+            <w:r/>
+            <w:r>
+              <w:rPr>
+                <w:b w:val="0"/>
+                <w:sz w:val="20"/>
+              </w:rPr>
+              <w:t>Atendimento e triagem de demandas</w:t>
+            </w:r>
+          </w:p>
+        </w:tc>
+        <w:tc>
+          <w:tcPr>
+            <w:tcW w:type="dxa" w:w="1020"/>
+          </w:tcPr>
+          <w:p>
+            <w:r/>
+            <w:r>
+              <w:rPr>
+                <w:b w:val="0"/>
+                <w:sz w:val="20"/>
+              </w:rPr>
+              <w:t>Alta</w:t>
+            </w:r>
+          </w:p>
+        </w:tc>
+        <w:tc>
+          <w:tcPr>
+            <w:tcW w:type="dxa" w:w="1814"/>
+          </w:tcPr>
+          <w:p>
+            <w:r/>
+            <w:r>
+              <w:rPr>
+                <w:b w:val="0"/>
+                <w:sz w:val="20"/>
+              </w:rPr>
+              <w:t>Diário</w:t>
+            </w:r>
+          </w:p>
+        </w:tc>
+        <w:tc>
+          <w:tcPr>
+            <w:tcW w:type="dxa" w:w="1474"/>
+          </w:tcPr>
+          <w:p>
+            <w:r/>
+            <w:r>
+              <w:rPr>
+                <w:b w:val="0"/>
+                <w:sz w:val="20"/>
+              </w:rPr>
+              <w:t>Médio</w:t>
+            </w:r>
+          </w:p>
+        </w:tc>
+        <w:tc>
+          <w:tcPr>
+            <w:tcW w:type="dxa" w:w="1814"/>
+          </w:tcPr>
+          <w:p>
+            <w:r/>
+            <w:r>
+              <w:rPr>
+                <w:b w:val="0"/>
+                <w:sz w:val="20"/>
+              </w:rPr>
+              <w:t>2</w:t>
+            </w:r>
+          </w:p>
+        </w:tc>
+      </w:tr>
+      <w:tr>
+        <w:tc>
+          <w:tcPr>
+            <w:tcW w:type="dxa" w:w="2948"/>
+          </w:tcPr>
+          <w:p>
+            <w:r/>
+            <w:r>
+              <w:rPr>
+                <w:b w:val="0"/>
+                <w:sz w:val="20"/>
+              </w:rPr>
+              <w:t>Emissão de notas</w:t>
+            </w:r>
+          </w:p>
+        </w:tc>
+        <w:tc>
+          <w:tcPr>
+            <w:tcW w:type="dxa" w:w="1020"/>
+          </w:tcPr>
+          <w:p>
+            <w:r/>
+            <w:r>
+              <w:rPr>
+                <w:b w:val="0"/>
+                <w:sz w:val="20"/>
+              </w:rPr>
+              <w:t>Média</w:t>
+            </w:r>
+          </w:p>
+        </w:tc>
+        <w:tc>
+          <w:tcPr>
+            <w:tcW w:type="dxa" w:w="1814"/>
+          </w:tcPr>
+          <w:p>
+            <w:r/>
+            <w:r>
+              <w:rPr>
+                <w:b w:val="0"/>
+                <w:sz w:val="20"/>
+              </w:rPr>
+              <w:t>Recorrente</w:t>
+            </w:r>
+          </w:p>
+        </w:tc>
+        <w:tc>
+          <w:tcPr>
+            <w:tcW w:type="dxa" w:w="1474"/>
+          </w:tcPr>
+          <w:p>
+            <w:r/>
+            <w:r>
+              <w:rPr>
+                <w:b w:val="0"/>
+                <w:sz w:val="20"/>
+              </w:rPr>
+              <w:t>Médio</w:t>
+            </w:r>
+          </w:p>
+        </w:tc>
+        <w:tc>
+          <w:tcPr>
+            <w:tcW w:type="dxa" w:w="1814"/>
+          </w:tcPr>
+          <w:p>
+            <w:r/>
+            <w:r>
+              <w:rPr>
+                <w:b w:val="0"/>
+                <w:sz w:val="20"/>
+              </w:rPr>
+              <w:t>2</w:t>
+            </w:r>
+          </w:p>
+        </w:tc>
+      </w:tr>
+      <w:tr>
+        <w:tc>
+          <w:tcPr>
+            <w:tcW w:type="dxa" w:w="2948"/>
+          </w:tcPr>
+          <w:p>
+            <w:r/>
+            <w:r>
+              <w:rPr>
+                <w:b w:val="0"/>
+                <w:sz w:val="20"/>
+              </w:rPr>
+              <w:t>Pagamentos dos clientes do financeiro</w:t>
+            </w:r>
+          </w:p>
+        </w:tc>
+        <w:tc>
+          <w:tcPr>
+            <w:tcW w:type="dxa" w:w="1020"/>
+          </w:tcPr>
+          <w:p>
+            <w:r/>
+            <w:r>
+              <w:rPr>
+                <w:b w:val="0"/>
+                <w:sz w:val="20"/>
+              </w:rPr>
+              <w:t>Média</w:t>
+            </w:r>
+          </w:p>
+        </w:tc>
+        <w:tc>
+          <w:tcPr>
+            <w:tcW w:type="dxa" w:w="1814"/>
+          </w:tcPr>
+          <w:p>
+            <w:r/>
+            <w:r>
+              <w:rPr>
+                <w:b w:val="0"/>
+                <w:sz w:val="20"/>
+              </w:rPr>
+              <w:t>2x por semana</w:t>
+            </w:r>
+          </w:p>
+        </w:tc>
+        <w:tc>
+          <w:tcPr>
+            <w:tcW w:type="dxa" w:w="1474"/>
+          </w:tcPr>
+          <w:p>
+            <w:r/>
+            <w:r>
+              <w:rPr>
+                <w:b w:val="0"/>
+                <w:sz w:val="20"/>
+              </w:rPr>
+              <w:t>Médio</w:t>
+            </w:r>
+          </w:p>
+        </w:tc>
+        <w:tc>
+          <w:tcPr>
+            <w:tcW w:type="dxa" w:w="1814"/>
+          </w:tcPr>
+          <w:p>
+            <w:r/>
+            <w:r>
+              <w:rPr>
+                <w:b w:val="0"/>
+                <w:sz w:val="20"/>
+              </w:rPr>
+              <w:t>3</w:t>
+            </w:r>
+          </w:p>
+        </w:tc>
+      </w:tr>
+      <w:tr>
+        <w:tc>
+          <w:tcPr>
+            <w:tcW w:type="dxa" w:w="2948"/>
+          </w:tcPr>
+          <w:p>
+            <w:r/>
+            <w:r>
+              <w:rPr>
+                <w:b w:val="0"/>
+                <w:sz w:val="20"/>
+              </w:rPr>
+              <w:t>Folha e DP</w:t>
+            </w:r>
+          </w:p>
+        </w:tc>
+        <w:tc>
+          <w:tcPr>
+            <w:tcW w:type="dxa" w:w="1020"/>
+          </w:tcPr>
+          <w:p>
+            <w:r/>
+            <w:r>
+              <w:rPr>
+                <w:b w:val="0"/>
+                <w:sz w:val="20"/>
+              </w:rPr>
+              <w:t>Baixa</w:t>
+            </w:r>
+          </w:p>
+        </w:tc>
+        <w:tc>
+          <w:tcPr>
+            <w:tcW w:type="dxa" w:w="1814"/>
+          </w:tcPr>
+          <w:p>
+            <w:r/>
+            <w:r>
+              <w:rPr>
+                <w:b w:val="0"/>
+                <w:sz w:val="20"/>
+              </w:rPr>
+              <w:t>25 vidas</w:t>
+            </w:r>
+          </w:p>
+        </w:tc>
+        <w:tc>
+          <w:tcPr>
+            <w:tcW w:type="dxa" w:w="1474"/>
+          </w:tcPr>
+          <w:p>
+            <w:r/>
+            <w:r>
+              <w:rPr>
+                <w:b w:val="0"/>
+                <w:sz w:val="20"/>
+              </w:rPr>
+              <w:t>Médio</w:t>
+            </w:r>
+          </w:p>
+        </w:tc>
+        <w:tc>
+          <w:tcPr>
+            <w:tcW w:type="dxa" w:w="1814"/>
+          </w:tcPr>
+          <w:p>
+            <w:r/>
+            <w:r>
+              <w:rPr>
+                <w:b w:val="0"/>
+                <w:sz w:val="20"/>
+              </w:rPr>
+              <w:t>3</w:t>
+            </w:r>
+          </w:p>
+        </w:tc>
+      </w:tr>
+      <w:tr>
+        <w:tc>
+          <w:tcPr>
+            <w:tcW w:type="dxa" w:w="2948"/>
+          </w:tcPr>
+          <w:p>
+            <w:r/>
+            <w:r>
+              <w:rPr>
+                <w:b w:val="0"/>
+                <w:sz w:val="20"/>
+              </w:rPr>
+              <w:t>Comercial (lead a contrato)</w:t>
+            </w:r>
+          </w:p>
+        </w:tc>
+        <w:tc>
+          <w:tcPr>
+            <w:tcW w:type="dxa" w:w="1020"/>
+          </w:tcPr>
+          <w:p>
+            <w:r/>
+            <w:r>
+              <w:rPr>
+                <w:b w:val="0"/>
+                <w:sz w:val="20"/>
+              </w:rPr>
+              <w:t>Média</w:t>
+            </w:r>
+          </w:p>
+        </w:tc>
+        <w:tc>
+          <w:tcPr>
+            <w:tcW w:type="dxa" w:w="1814"/>
+          </w:tcPr>
+          <w:p>
+            <w:r/>
+            <w:r>
+              <w:rPr>
+                <w:b w:val="0"/>
+                <w:sz w:val="20"/>
+              </w:rPr>
+              <w:t>Baixo agora</w:t>
+            </w:r>
+          </w:p>
+        </w:tc>
+        <w:tc>
+          <w:tcPr>
+            <w:tcW w:type="dxa" w:w="1474"/>
+          </w:tcPr>
+          <w:p>
+            <w:r/>
+            <w:r>
+              <w:rPr>
+                <w:b w:val="0"/>
+                <w:sz w:val="20"/>
+              </w:rPr>
+              <w:t>Baixo</w:t>
+            </w:r>
+          </w:p>
+        </w:tc>
+        <w:tc>
+          <w:tcPr>
+            <w:tcW w:type="dxa" w:w="1814"/>
+          </w:tcPr>
+          <w:p>
+            <w:r/>
+            <w:r>
+              <w:rPr>
+                <w:b w:val="0"/>
+                <w:sz w:val="20"/>
+              </w:rPr>
+              <w:t>3</w:t>
+            </w:r>
+          </w:p>
+        </w:tc>
+      </w:tr>
+      <w:tr>
+        <w:tc>
+          <w:tcPr>
+            <w:tcW w:type="dxa" w:w="2948"/>
+          </w:tcPr>
+          <w:p>
+            <w:r/>
+            <w:r>
+              <w:rPr>
+                <w:b w:val="0"/>
+                <w:sz w:val="20"/>
+              </w:rPr>
+              <w:t>Abertura de empresa</w:t>
+            </w:r>
+          </w:p>
+        </w:tc>
+        <w:tc>
+          <w:tcPr>
+            <w:tcW w:type="dxa" w:w="1020"/>
+          </w:tcPr>
+          <w:p>
+            <w:r/>
+            <w:r>
+              <w:rPr>
+                <w:b w:val="0"/>
+                <w:sz w:val="20"/>
+              </w:rPr>
+              <w:t>Baixa</w:t>
+            </w:r>
+          </w:p>
+        </w:tc>
+        <w:tc>
+          <w:tcPr>
+            <w:tcW w:type="dxa" w:w="1814"/>
+          </w:tcPr>
+          <w:p>
+            <w:r/>
+            <w:r>
+              <w:rPr>
+                <w:b w:val="0"/>
+                <w:sz w:val="20"/>
+              </w:rPr>
+              <w:t>Eventual</w:t>
+            </w:r>
+          </w:p>
+        </w:tc>
+        <w:tc>
+          <w:tcPr>
+            <w:tcW w:type="dxa" w:w="1474"/>
+          </w:tcPr>
+          <w:p>
+            <w:r/>
+            <w:r>
+              <w:rPr>
+                <w:b w:val="0"/>
+                <w:sz w:val="20"/>
+              </w:rPr>
+              <w:t>Médio</w:t>
+            </w:r>
+          </w:p>
+        </w:tc>
+        <w:tc>
+          <w:tcPr>
+            <w:tcW w:type="dxa" w:w="1814"/>
+          </w:tcPr>
+          <w:p>
+            <w:r/>
+            <w:r>
+              <w:rPr>
+                <w:b w:val="0"/>
+                <w:sz w:val="20"/>
+              </w:rPr>
+              <w:t>3</w:t>
+            </w:r>
+          </w:p>
+        </w:tc>
+      </w:tr>
+      <w:tr>
+        <w:tc>
+          <w:tcPr>
+            <w:tcW w:type="dxa" w:w="2948"/>
+          </w:tcPr>
+          <w:p>
+            <w:r/>
+            <w:r>
+              <w:rPr>
+                <w:b w:val="0"/>
+                <w:sz w:val="20"/>
+              </w:rPr>
+              <w:t>Acompanhamento de processos jurídicos</w:t>
+            </w:r>
+          </w:p>
+        </w:tc>
+        <w:tc>
+          <w:tcPr>
+            <w:tcW w:type="dxa" w:w="1020"/>
+          </w:tcPr>
+          <w:p>
+            <w:r/>
+            <w:r>
+              <w:rPr>
+                <w:b w:val="0"/>
+                <w:sz w:val="20"/>
+              </w:rPr>
+              <w:t>Baixa</w:t>
+            </w:r>
+          </w:p>
+        </w:tc>
+        <w:tc>
+          <w:tcPr>
+            <w:tcW w:type="dxa" w:w="1814"/>
+          </w:tcPr>
+          <w:p>
+            <w:r/>
+            <w:r>
+              <w:rPr>
+                <w:b w:val="0"/>
+                <w:sz w:val="20"/>
+              </w:rPr>
+              <w:t>20 processos</w:t>
+            </w:r>
+          </w:p>
+        </w:tc>
+        <w:tc>
+          <w:tcPr>
+            <w:tcW w:type="dxa" w:w="1474"/>
+          </w:tcPr>
+          <w:p>
+            <w:r/>
+            <w:r>
+              <w:rPr>
+                <w:b w:val="0"/>
+                <w:sz w:val="20"/>
+              </w:rPr>
+              <w:t>Alto (prazos)</w:t>
+            </w:r>
+          </w:p>
+        </w:tc>
+        <w:tc>
+          <w:tcPr>
+            <w:tcW w:type="dxa" w:w="1814"/>
+          </w:tcPr>
+          <w:p>
+            <w:r/>
+            <w:r>
+              <w:rPr>
+                <w:b w:val="0"/>
+                <w:sz w:val="20"/>
+              </w:rPr>
+              <w:t>3</w:t>
+            </w:r>
+          </w:p>
+        </w:tc>
+      </w:tr>
+      <w:tr>
+        <w:tc>
+          <w:tcPr>
+            <w:tcW w:type="dxa" w:w="2948"/>
+          </w:tcPr>
+          <w:p>
+            <w:r/>
+            <w:r>
+              <w:rPr>
+                <w:b w:val="0"/>
+                <w:sz w:val="20"/>
+              </w:rPr>
+              <w:t>Pendências antigas de DP</w:t>
+            </w:r>
+          </w:p>
+        </w:tc>
+        <w:tc>
+          <w:tcPr>
+            <w:tcW w:type="dxa" w:w="1020"/>
+          </w:tcPr>
+          <w:p>
+            <w:r/>
+            <w:r>
+              <w:rPr>
+                <w:b w:val="0"/>
+                <w:sz w:val="20"/>
+              </w:rPr>
+              <w:t>Baixa</w:t>
+            </w:r>
+          </w:p>
+        </w:tc>
+        <w:tc>
+          <w:tcPr>
+            <w:tcW w:type="dxa" w:w="1814"/>
+          </w:tcPr>
+          <w:p>
+            <w:r/>
+            <w:r>
+              <w:rPr>
+                <w:b w:val="0"/>
+                <w:sz w:val="20"/>
+              </w:rPr>
+              <w:t>Pontual</w:t>
+            </w:r>
+          </w:p>
+        </w:tc>
+        <w:tc>
+          <w:tcPr>
+            <w:tcW w:type="dxa" w:w="1474"/>
+          </w:tcPr>
+          <w:p>
+            <w:r/>
+            <w:r>
+              <w:rPr>
+                <w:b w:val="0"/>
+                <w:sz w:val="20"/>
+              </w:rPr>
+              <w:t>Médio</w:t>
+            </w:r>
+          </w:p>
+        </w:tc>
+        <w:tc>
+          <w:tcPr>
+            <w:tcW w:type="dxa" w:w="1814"/>
+          </w:tcPr>
+          <w:p>
+            <w:r/>
+            <w:r>
+              <w:rPr>
+                <w:b w:val="0"/>
+                <w:sz w:val="20"/>
+              </w:rPr>
+              <w:t>Fora do mapeamento</w:t>
+            </w:r>
+          </w:p>
+        </w:tc>
+      </w:tr>
+    </w:tbl>
+    <w:p/>
     <w:p>
+      <w:pPr>
+        <w:pStyle w:val="Heading1"/>
+      </w:pPr>
       <w:r>
-        <w:rPr>
-          <w:i w:val="0"/>
-        </w:rPr>
-        <w:t>Duração: 45 a 60 minutos por pessoa. Uma entrevista por processo prioritário ou por pessoa-chave.</w:t>
+        <w:t>4. Roteiro de entrevista</w:t>
       </w:r>
     </w:p>
     <w:p>
@@ -306,7 +1256,7 @@
         <w:pStyle w:val="ListNumber"/>
       </w:pPr>
       <w:r>
-        <w:t>O que dá errado com mais frequência? O que acontece quando dá errado?</w:t>
+        <w:t>Que dúvidas você leva para a Thamires com mais frequência?</w:t>
       </w:r>
     </w:p>
     <w:p>
@@ -314,7 +1264,7 @@
         <w:pStyle w:val="ListNumber"/>
       </w:pPr>
       <w:r>
-        <w:t>Quem precisa aprovar algo antes de você seguir?</w:t>
+        <w:t>O que dá errado com mais frequência? O que acontece quando dá errado?</w:t>
       </w:r>
     </w:p>
     <w:p>
@@ -330,7 +1280,7 @@
         <w:pStyle w:val="Heading1"/>
       </w:pPr>
       <w:r>
-        <w:t>4. Ficha de registro de cada processo</w:t>
+        <w:t>5. Ficha de registro de cada processo</w:t>
       </w:r>
     </w:p>
     <w:tbl>
@@ -407,7 +1357,7 @@
                 <w:b w:val="0"/>
                 <w:sz w:val="20"/>
               </w:rPr>
-              <w:t>Ex.: Admissão de funcionário de cliente · DP</w:t>
+              <w:t>Ex.: Fiscal mensal · Contabilidade</w:t>
             </w:r>
           </w:p>
         </w:tc>
@@ -456,7 +1406,7 @@
                 <w:b w:val="0"/>
                 <w:sz w:val="20"/>
               </w:rPr>
-              <w:t>Gatilho</w:t>
+              <w:t>Gatilho e prazo</w:t>
             </w:r>
           </w:p>
         </w:tc>
@@ -471,7 +1421,7 @@
                 <w:b w:val="0"/>
                 <w:sz w:val="20"/>
               </w:rPr>
-              <w:t>O que inicia o processo (pedido do cliente, data do mês etc.)</w:t>
+              <w:t>O que inicia o processo e a data-limite (ex.: guias até o dia 20)</w:t>
             </w:r>
           </w:p>
         </w:tc>
@@ -503,7 +1453,7 @@
                 <w:b w:val="0"/>
                 <w:sz w:val="20"/>
               </w:rPr>
-              <w:t>Documentos e informações necessárias, origem e canal</w:t>
+              <w:t>Documentos e informações, origem e canal (Veri, WhatsApp, portal)</w:t>
             </w:r>
           </w:p>
         </w:tc>
@@ -616,7 +1566,7 @@
                 <w:b w:val="0"/>
                 <w:sz w:val="20"/>
               </w:rPr>
-              <w:t>Sistemas</w:t>
+              <w:t>Documentação existente</w:t>
             </w:r>
           </w:p>
         </w:tc>
@@ -631,7 +1581,7 @@
                 <w:b w:val="0"/>
                 <w:sz w:val="20"/>
               </w:rPr>
-              <w:t>Domínio, Conta Azul, Trello, OneDrive, planilhas, WhatsApp etc.</w:t>
+              <w:t>Passo a passo, checklist do Trello, gravação</w:t>
             </w:r>
           </w:p>
         </w:tc>
@@ -707,7 +1657,7 @@
         <w:pStyle w:val="Heading1"/>
       </w:pPr>
       <w:r>
-        <w:t>5. Como identificamos gargalos e dependências</w:t>
+        <w:t>6. Sinais de gargalo e tipo de melhoria</w:t>
       </w:r>
     </w:p>
     <w:tbl>
@@ -753,7 +1703,7 @@
                 <w:color w:val="FFFFFF"/>
                 <w:sz w:val="20"/>
               </w:rPr>
-              <w:t>Como aparece</w:t>
+              <w:t>Exemplo da Surcin</w:t>
             </w:r>
           </w:p>
         </w:tc>
@@ -770,7 +1720,7 @@
                 <w:color w:val="FFFFFF"/>
                 <w:sz w:val="20"/>
               </w:rPr>
-              <w:t>Tipo de melhoria provável</w:t>
+              <w:t>Melhoria provável</w:t>
             </w:r>
           </w:p>
         </w:tc>
@@ -787,7 +1737,7 @@
                 <w:b w:val="0"/>
                 <w:sz w:val="20"/>
               </w:rPr>
-              <w:t>Espera</w:t>
+              <w:t>Revisão concentrada</w:t>
             </w:r>
           </w:p>
         </w:tc>
@@ -802,7 +1752,7 @@
                 <w:b w:val="0"/>
                 <w:sz w:val="20"/>
               </w:rPr>
-              <w:t>Tarefa parada aguardando documento ou aprovação</w:t>
+              <w:t>Tudo passa pela Thamires</w:t>
             </w:r>
           </w:p>
         </w:tc>
@@ -817,7 +1767,7 @@
                 <w:b w:val="0"/>
                 <w:sz w:val="20"/>
               </w:rPr>
-              <w:t>Prazos combinados, lembretes automáticos, checklist de envio</w:t>
+              <w:t>Critérios de revisão, papel de revisor técnico, assistente de dúvidas</w:t>
             </w:r>
           </w:p>
         </w:tc>
@@ -834,7 +1784,7 @@
                 <w:b w:val="0"/>
                 <w:sz w:val="20"/>
               </w:rPr>
-              <w:t>Retrabalho</w:t>
+              <w:t>Trabalho acumulado no fim do mês</w:t>
             </w:r>
           </w:p>
         </w:tc>
@@ -849,7 +1799,7 @@
                 <w:b w:val="0"/>
                 <w:sz w:val="20"/>
               </w:rPr>
-              <w:t>Mesmo dado digitado em dois sistemas</w:t>
+              <w:t>Conciliação feita só no fechamento</w:t>
             </w:r>
           </w:p>
         </w:tc>
@@ -864,7 +1814,7 @@
                 <w:b w:val="0"/>
                 <w:sz w:val="20"/>
               </w:rPr>
-              <w:t>Integração ou importação; padronização</w:t>
+              <w:t>Conciliação semanal, calendário de rotinas</w:t>
             </w:r>
           </w:p>
         </w:tc>
@@ -881,7 +1831,7 @@
                 <w:b w:val="0"/>
                 <w:sz w:val="20"/>
               </w:rPr>
-              <w:t>Aprovação concentrada</w:t>
+              <w:t>Recurso da ferramenta não usado</w:t>
             </w:r>
           </w:p>
         </w:tc>
@@ -896,7 +1846,7 @@
                 <w:b w:val="0"/>
                 <w:sz w:val="20"/>
               </w:rPr>
-              <w:t>Tudo depende da Thamires</w:t>
+              <w:t>Nota emitida por fora do Conta Azul; monitoramento do Jusbrasil desligado</w:t>
             </w:r>
           </w:p>
         </w:tc>
@@ -911,7 +1861,7 @@
                 <w:b w:val="0"/>
                 <w:sz w:val="20"/>
               </w:rPr>
-              <w:t>Delegação com regras claras (estrutura organizacional)</w:t>
+              <w:t>Configuração antes de automação</w:t>
             </w:r>
           </w:p>
         </w:tc>
@@ -943,7 +1893,7 @@
                 <w:b w:val="0"/>
                 <w:sz w:val="20"/>
               </w:rPr>
-              <w:t>Só uma pessoa sabe fazer</w:t>
+              <w:t>Júlia na triagem; Thamires no fiscal</w:t>
             </w:r>
           </w:p>
         </w:tc>
@@ -958,7 +1908,7 @@
                 <w:b w:val="0"/>
                 <w:sz w:val="20"/>
               </w:rPr>
-              <w:t>Documentação do procedimento e treinamento cruzado</w:t>
+              <w:t>Substituto definido e passo a passo atualizado</w:t>
             </w:r>
           </w:p>
         </w:tc>
@@ -975,7 +1925,7 @@
                 <w:b w:val="0"/>
                 <w:sz w:val="20"/>
               </w:rPr>
-              <w:t>Erro recorrente</w:t>
+              <w:t>Instrução repetida</w:t>
             </w:r>
           </w:p>
         </w:tc>
@@ -990,7 +1940,7 @@
                 <w:b w:val="0"/>
                 <w:sz w:val="20"/>
               </w:rPr>
-              <w:t>Correções e multas frequentes</w:t>
+              <w:t>Prompt do fechamento refeito a cada mês</w:t>
             </w:r>
           </w:p>
         </w:tc>
@@ -1005,7 +1955,7 @@
                 <w:b w:val="0"/>
                 <w:sz w:val="20"/>
               </w:rPr>
-              <w:t>Validações, checklists, conferência automática</w:t>
+              <w:t>Transformar em rotina padronizada (skill) com revisão</w:t>
             </w:r>
           </w:p>
         </w:tc>
@@ -1037,7 +1987,7 @@
                 <w:b w:val="0"/>
                 <w:sz w:val="20"/>
               </w:rPr>
-              <w:t>Pedidos por WhatsApp, e-mail e telefone</w:t>
+              <w:t>WhatsApp, e-mail e aplicativo da Veri</w:t>
             </w:r>
           </w:p>
         </w:tc>
@@ -1052,7 +2002,7 @@
                 <w:b w:val="0"/>
                 <w:sz w:val="20"/>
               </w:rPr>
-              <w:t>Canal único de entrada e quadro de demandas</w:t>
+              <w:t>Canal único por tipo de demanda</w:t>
             </w:r>
           </w:p>
         </w:tc>
@@ -1060,19 +2010,11 @@
     </w:tbl>
     <w:p/>
     <w:p>
-      <w:r>
-        <w:rPr>
-          <w:i w:val="0"/>
-        </w:rPr>
-        <w:t>Matriz de dependências: tabela pessoa × pessoa (ou área × área) indicando quem depende de quem para quais entregas. As células com mais dependências mostram onde a operação trava.</w:t>
-      </w:r>
-    </w:p>
-    <w:p>
       <w:pPr>
         <w:pStyle w:val="Heading1"/>
       </w:pPr>
       <w:r>
-        <w:t>6. Critérios para propor uma automação</w:t>
+        <w:t>7. Critérios para propor uma automação</w:t>
       </w:r>
     </w:p>
     <w:p>
@@ -1080,7 +2022,7 @@
         <w:pStyle w:val="ListBullet"/>
       </w:pPr>
       <w:r>
-        <w:t>O processo está validado e simplificado antes de ser automatizado.</w:t>
+        <w:t>O processo está validado e simplificado.</w:t>
       </w:r>
     </w:p>
     <w:p>
@@ -1088,7 +2030,7 @@
         <w:pStyle w:val="ListBullet"/>
       </w:pPr>
       <w:r>
-        <w:t>Há volume ou risco suficiente para justificar o esforço (horas economizadas × custo da hora da equipe).</w:t>
+        <w:t>Há volume ou risco que justifique o esforço (horas economizadas × custo da hora da equipe).</w:t>
       </w:r>
     </w:p>
     <w:p>
@@ -1096,7 +2038,7 @@
         <w:pStyle w:val="ListBullet"/>
       </w:pPr>
       <w:r>
-        <w:t>Os sistemas envolvidos permitem exportação, importação ou integração (verificado, não suposto).</w:t>
+        <w:t>Os sistemas permitem integração (verificado, não suposto); o Domínio só depois de corrigida a configuração.</w:t>
       </w:r>
     </w:p>
     <w:p>
@@ -1112,15 +2054,7 @@
         <w:pStyle w:val="ListBullet"/>
       </w:pPr>
       <w:r>
-        <w:t>O tratamento de dados pessoais está de acordo com a LGPD.</w:t>
-      </w:r>
-    </w:p>
-    <w:p>
-      <w:pPr>
-        <w:pStyle w:val="Heading1"/>
-      </w:pPr>
-      <w:r>
-        <w:t>7. Entregáveis do mapeamento</w:t>
+        <w:t>O custo recorrente de ferramentas (licenças de IA, API do WhatsApp) cabe no orçamento.</w:t>
       </w:r>
     </w:p>
     <w:p>
@@ -1128,39 +2062,7 @@
         <w:pStyle w:val="ListBullet"/>
       </w:pPr>
       <w:r>
-        <w:t>Inventário macro de processos por área e matriz de priorização.</w:t>
-      </w:r>
-    </w:p>
-    <w:p>
-      <w:pPr>
-        <w:pStyle w:val="ListBullet"/>
-      </w:pPr>
-      <w:r>
-        <w:t>Fluxos AS-IS dos processos prioritários, validados.</w:t>
-      </w:r>
-    </w:p>
-    <w:p>
-      <w:pPr>
-        <w:pStyle w:val="ListBullet"/>
-      </w:pPr>
-      <w:r>
-        <w:t>Matriz de dependências e lista de gargalos com evidências.</w:t>
-      </w:r>
-    </w:p>
-    <w:p>
-      <w:pPr>
-        <w:pStyle w:val="ListBullet"/>
-      </w:pPr>
-      <w:r>
-        <w:t>Fluxos TO-BE dos processos prioritários.</w:t>
-      </w:r>
-    </w:p>
-    <w:p>
-      <w:pPr>
-        <w:pStyle w:val="ListBullet"/>
-      </w:pPr>
-      <w:r>
-        <w:t>Backlog de oportunidades de automação, priorizado e estimado em pacotes.</w:t>
+        <w:t>O tratamento de dados pessoais está de acordo com a LGPD.</w:t>
       </w:r>
     </w:p>
     <w:sectPr>
@@ -1186,7 +2088,7 @@
         <w:color w:val="595959"/>
         <w:sz w:val="16"/>
       </w:rPr>
-      <w:t>Surcin Consultoria · Proposta de consultoria em organização e processos · Confidencial</w:t>
+      <w:t>Surcin · Proposta de consultoria em organização e processos · Confidencial</w:t>
     </w:r>
   </w:p>
 </w:ftr>

--- a/proposta-surcin/03-metodologia-mapeamento-processos.docx
+++ b/proposta-surcin/03-metodologia-mapeamento-processos.docx
@@ -28,7 +28,7 @@
           <w:color w:val="595959"/>
           <w:sz w:val="18"/>
         </w:rPr>
-        <w:t>Versão 2 · 13/10/2026 · atualizada com a transcrição da reunião · uso interno até revisão do Renato</w:t>
+        <w:t>Versão 3 · 13/10/2026 · reunião, briefing e anotações cruzados · uso interno até revisão do Renato</w:t>
       </w:r>
     </w:p>
     <w:p>
@@ -142,7 +142,7 @@
         <w:t xml:space="preserve">B · Inventário e priorização. </w:t>
       </w:r>
       <w:r>
-        <w:t>Lista dos 11 processos identificados (seção 3), pontuados de 1 a 5 em dor, volume, risco (multa, erro, sigilo) e facilidade de melhoria.</w:t>
+        <w:t>Lista dos 12 processos identificados (seção 3), pontuados de 1 a 5 em dor, volume, risco (multa, erro, sigilo) e facilidade de melhoria.</w:t>
       </w:r>
     </w:p>
     <w:p>
@@ -1120,6 +1120,160 @@
                 <w:b w:val="0"/>
                 <w:sz w:val="20"/>
               </w:rPr>
+              <w:t>Conferência do contábil terceirizado</w:t>
+            </w:r>
+          </w:p>
+        </w:tc>
+        <w:tc>
+          <w:tcPr>
+            <w:tcW w:type="dxa" w:w="1020"/>
+          </w:tcPr>
+          <w:p>
+            <w:r/>
+            <w:r>
+              <w:rPr>
+                <w:b w:val="0"/>
+                <w:sz w:val="20"/>
+              </w:rPr>
+              <w:t>A confirmar</w:t>
+            </w:r>
+          </w:p>
+        </w:tc>
+        <w:tc>
+          <w:tcPr>
+            <w:tcW w:type="dxa" w:w="1814"/>
+          </w:tcPr>
+          <w:p>
+            <w:r/>
+            <w:r>
+              <w:rPr>
+                <w:b w:val="0"/>
+                <w:sz w:val="20"/>
+              </w:rPr>
+              <w:t>Mensal</w:t>
+            </w:r>
+          </w:p>
+        </w:tc>
+        <w:tc>
+          <w:tcPr>
+            <w:tcW w:type="dxa" w:w="1474"/>
+          </w:tcPr>
+          <w:p>
+            <w:r/>
+            <w:r>
+              <w:rPr>
+                <w:b w:val="0"/>
+                <w:sz w:val="20"/>
+              </w:rPr>
+              <w:t>Médio</w:t>
+            </w:r>
+          </w:p>
+        </w:tc>
+        <w:tc>
+          <w:tcPr>
+            <w:tcW w:type="dxa" w:w="1814"/>
+          </w:tcPr>
+          <w:p>
+            <w:r/>
+            <w:r>
+              <w:rPr>
+                <w:b w:val="0"/>
+                <w:sz w:val="20"/>
+              </w:rPr>
+              <w:t>2</w:t>
+            </w:r>
+          </w:p>
+        </w:tc>
+      </w:tr>
+      <w:tr>
+        <w:tc>
+          <w:tcPr>
+            <w:tcW w:type="dxa" w:w="2948"/>
+          </w:tcPr>
+          <w:p>
+            <w:r/>
+            <w:r>
+              <w:rPr>
+                <w:b w:val="0"/>
+                <w:sz w:val="20"/>
+              </w:rPr>
+              <w:t>EFD-Reinf, IRPF e parcelamentos</w:t>
+            </w:r>
+          </w:p>
+        </w:tc>
+        <w:tc>
+          <w:tcPr>
+            <w:tcW w:type="dxa" w:w="1020"/>
+          </w:tcPr>
+          <w:p>
+            <w:r/>
+            <w:r>
+              <w:rPr>
+                <w:b w:val="0"/>
+                <w:sz w:val="20"/>
+              </w:rPr>
+              <w:t>Baixa</w:t>
+            </w:r>
+          </w:p>
+        </w:tc>
+        <w:tc>
+          <w:tcPr>
+            <w:tcW w:type="dxa" w:w="1814"/>
+          </w:tcPr>
+          <w:p>
+            <w:r/>
+            <w:r>
+              <w:rPr>
+                <w:b w:val="0"/>
+                <w:sz w:val="20"/>
+              </w:rPr>
+              <w:t>Anual e mensal</w:t>
+            </w:r>
+          </w:p>
+        </w:tc>
+        <w:tc>
+          <w:tcPr>
+            <w:tcW w:type="dxa" w:w="1474"/>
+          </w:tcPr>
+          <w:p>
+            <w:r/>
+            <w:r>
+              <w:rPr>
+                <w:b w:val="0"/>
+                <w:sz w:val="20"/>
+              </w:rPr>
+              <w:t>Médio</w:t>
+            </w:r>
+          </w:p>
+        </w:tc>
+        <w:tc>
+          <w:tcPr>
+            <w:tcW w:type="dxa" w:w="1814"/>
+          </w:tcPr>
+          <w:p>
+            <w:r/>
+            <w:r>
+              <w:rPr>
+                <w:b w:val="0"/>
+                <w:sz w:val="20"/>
+              </w:rPr>
+              <w:t>3</w:t>
+            </w:r>
+          </w:p>
+        </w:tc>
+      </w:tr>
+      <w:tr>
+        <w:tc>
+          <w:tcPr>
+            <w:tcW w:type="dxa" w:w="2948"/>
+          </w:tcPr>
+          <w:p>
+            <w:r/>
+            <w:r>
+              <w:rPr>
+                <w:b w:val="0"/>
+                <w:sz w:val="20"/>
+              </w:rPr>
               <w:t>Pendências antigas de DP</w:t>
             </w:r>
           </w:p>
@@ -2007,6 +2161,100 @@
           </w:p>
         </w:tc>
       </w:tr>
+      <w:tr>
+        <w:tc>
+          <w:tcPr>
+            <w:tcW w:type="dxa" w:w="1984"/>
+          </w:tcPr>
+          <w:p>
+            <w:r/>
+            <w:r>
+              <w:rPr>
+                <w:b w:val="0"/>
+                <w:sz w:val="20"/>
+              </w:rPr>
+              <w:t>Concluído sem evidência</w:t>
+            </w:r>
+          </w:p>
+        </w:tc>
+        <w:tc>
+          <w:tcPr>
+            <w:tcW w:type="dxa" w:w="3402"/>
+          </w:tcPr>
+          <w:p>
+            <w:r/>
+            <w:r>
+              <w:rPr>
+                <w:b w:val="0"/>
+                <w:sz w:val="20"/>
+              </w:rPr>
+              <w:t>Cartão do Trello fechado sem comprovante no OneDrive</w:t>
+            </w:r>
+          </w:p>
+        </w:tc>
+        <w:tc>
+          <w:tcPr>
+            <w:tcW w:type="dxa" w:w="3685"/>
+          </w:tcPr>
+          <w:p>
+            <w:r/>
+            <w:r>
+              <w:rPr>
+                <w:b w:val="0"/>
+                <w:sz w:val="20"/>
+              </w:rPr>
+              <w:t>Evidência obrigatória e auditoria por amostra</w:t>
+            </w:r>
+          </w:p>
+        </w:tc>
+      </w:tr>
+      <w:tr>
+        <w:tc>
+          <w:tcPr>
+            <w:tcW w:type="dxa" w:w="1984"/>
+          </w:tcPr>
+          <w:p>
+            <w:r/>
+            <w:r>
+              <w:rPr>
+                <w:b w:val="0"/>
+                <w:sz w:val="20"/>
+              </w:rPr>
+              <w:t>Parâmetro errado</w:t>
+            </w:r>
+          </w:p>
+        </w:tc>
+        <w:tc>
+          <w:tcPr>
+            <w:tcW w:type="dxa" w:w="3402"/>
+          </w:tcPr>
+          <w:p>
+            <w:r/>
+            <w:r>
+              <w:rPr>
+                <w:b w:val="0"/>
+                <w:sz w:val="20"/>
+              </w:rPr>
+              <w:t>ISS de outro município, regime municipal, Fator R</w:t>
+            </w:r>
+          </w:p>
+        </w:tc>
+        <w:tc>
+          <w:tcPr>
+            <w:tcW w:type="dxa" w:w="3685"/>
+          </w:tcPr>
+          <w:p>
+            <w:r/>
+            <w:r>
+              <w:rPr>
+                <w:b w:val="0"/>
+                <w:sz w:val="20"/>
+              </w:rPr>
+              <w:t>Separar execução de conferência; checklist de parâmetros</w:t>
+            </w:r>
+          </w:p>
+        </w:tc>
+      </w:tr>
     </w:tbl>
     <w:p/>
     <w:p>
@@ -2065,6 +2313,14 @@
         <w:t>O tratamento de dados pessoais está de acordo com a LGPD.</w:t>
       </w:r>
     </w:p>
+    <w:p>
+      <w:pPr>
+        <w:pStyle w:val="ListBullet"/>
+      </w:pPr>
+      <w:r>
+        <w:t>A ação respeita a matriz de autonomia do briefing: verde automático, amarelo com confirmação humana, vermelho (pagar, protocolar, decidir) sempre humano.</w:t>
+      </w:r>
+    </w:p>
     <w:sectPr>
       <w:footerReference w:type="default" r:id="rId9"/>
       <w:pgSz w:w="12240" w:h="15840"/>
@@ -2088,7 +2344,7 @@
         <w:color w:val="595959"/>
         <w:sz w:val="16"/>
       </w:rPr>
-      <w:t>Surcin · Proposta de consultoria em organização e processos · Confidencial</w:t>
+      <w:t>Surcin Assessoria Empresarial · Proposta de consultoria · Confidencial</w:t>
     </w:r>
   </w:p>
 </w:ftr>

--- a/proposta-surcin/03-metodologia-mapeamento-processos.docx
+++ b/proposta-surcin/03-metodologia-mapeamento-processos.docx
@@ -28,7 +28,7 @@
           <w:color w:val="595959"/>
           <w:sz w:val="18"/>
         </w:rPr>
-        <w:t>Versão 3 · 13/10/2026 · reunião, briefing e anotações cruzados · uso interno até revisão do Renato</w:t>
+        <w:t>Versão 4 · 13/10/2026 · dados reconferidos com a transcrição · uso interno até revisão do Renato</w:t>
       </w:r>
     </w:p>
     <w:p>
@@ -142,7 +142,7 @@
         <w:t xml:space="preserve">B · Inventário e priorização. </w:t>
       </w:r>
       <w:r>
-        <w:t>Lista dos 12 processos identificados (seção 3), pontuados de 1 a 5 em dor, volume, risco (multa, erro, sigilo) e facilidade de melhoria.</w:t>
+        <w:t>Lista dos 11 processos identificados (seção 3), pontuados de 1 a 5 em dor, volume, risco (multa, erro, sigilo) e facilidade de melhoria.</w:t>
       </w:r>
     </w:p>
     <w:p>
@@ -1104,83 +1104,6 @@
                 <w:sz w:val="20"/>
               </w:rPr>
               <w:t>3</w:t>
-            </w:r>
-          </w:p>
-        </w:tc>
-      </w:tr>
-      <w:tr>
-        <w:tc>
-          <w:tcPr>
-            <w:tcW w:type="dxa" w:w="2948"/>
-          </w:tcPr>
-          <w:p>
-            <w:r/>
-            <w:r>
-              <w:rPr>
-                <w:b w:val="0"/>
-                <w:sz w:val="20"/>
-              </w:rPr>
-              <w:t>Conferência do contábil terceirizado</w:t>
-            </w:r>
-          </w:p>
-        </w:tc>
-        <w:tc>
-          <w:tcPr>
-            <w:tcW w:type="dxa" w:w="1020"/>
-          </w:tcPr>
-          <w:p>
-            <w:r/>
-            <w:r>
-              <w:rPr>
-                <w:b w:val="0"/>
-                <w:sz w:val="20"/>
-              </w:rPr>
-              <w:t>A confirmar</w:t>
-            </w:r>
-          </w:p>
-        </w:tc>
-        <w:tc>
-          <w:tcPr>
-            <w:tcW w:type="dxa" w:w="1814"/>
-          </w:tcPr>
-          <w:p>
-            <w:r/>
-            <w:r>
-              <w:rPr>
-                <w:b w:val="0"/>
-                <w:sz w:val="20"/>
-              </w:rPr>
-              <w:t>Mensal</w:t>
-            </w:r>
-          </w:p>
-        </w:tc>
-        <w:tc>
-          <w:tcPr>
-            <w:tcW w:type="dxa" w:w="1474"/>
-          </w:tcPr>
-          <w:p>
-            <w:r/>
-            <w:r>
-              <w:rPr>
-                <w:b w:val="0"/>
-                <w:sz w:val="20"/>
-              </w:rPr>
-              <w:t>Médio</w:t>
-            </w:r>
-          </w:p>
-        </w:tc>
-        <w:tc>
-          <w:tcPr>
-            <w:tcW w:type="dxa" w:w="1814"/>
-          </w:tcPr>
-          <w:p>
-            <w:r/>
-            <w:r>
-              <w:rPr>
-                <w:b w:val="0"/>
-                <w:sz w:val="20"/>
-              </w:rPr>
-              <w:t>2</w:t>
             </w:r>
           </w:p>
         </w:tc>
